--- a/_9/分章/06 第六章：手套.docx
+++ b/_9/分章/06 第六章：手套.docx
@@ -1888,21 +1888,6 @@
           <w:sz w:val="24"/>
         </w:rPr>
         <w:t>明人站在原地，看着绿色的指示灯从“对接中”跳成“已断开”。他突然想起，弗里茨直到最后，也不知道自己认识赫克托；而赫克托在敖德萨的那场大火里，或许也以为开车拉着弗里茨的自己早就被炮火抹掉了。</w:t>
-      </w:r>
-    </w:p>
-    <w:p>
-      <w:pPr>
-        <w:spacing w:line="360" w:lineRule="auto"/>
-        <w:ind w:firstLine="480"/>
-        <w:jc w:val="both"/>
-      </w:pPr>
-      <w:r>
-        <w:rPr>
-          <w:rFonts w:ascii="Times New Roman" w:hAnsi="Times New Roman" w:eastAsia="宋体"/>
-          <w:b w:val="0"/>
-          <w:sz w:val="24"/>
-        </w:rPr>
-        <w:t>他们都在同一张被揉碎的纸上活着，却被格式折叠在了完全不同的两面。</w:t>
       </w:r>
     </w:p>
     <w:sectPr>
